--- a/MyWorkFiles/Customizable Liturgy Parts.docx
+++ b/MyWorkFiles/Customizable Liturgy Parts.docx
@@ -2,1417 +2,24 @@
 <file path=word/document.xml><?xml version="1.0" encoding="utf-8"?>
 <w:document xmlns:wpc="http://schemas.microsoft.com/office/word/2010/wordprocessingCanvas" xmlns:cx="http://schemas.microsoft.com/office/drawing/2014/chartex" xmlns:cx1="http://schemas.microsoft.com/office/drawing/2015/9/8/chartex" xmlns:cx2="http://schemas.microsoft.com/office/drawing/2015/10/21/chartex" xmlns:cx3="http://schemas.microsoft.com/office/drawing/2016/5/9/chartex" xmlns:cx4="http://schemas.microsoft.com/office/drawing/2016/5/10/chartex" xmlns:cx5="http://schemas.microsoft.com/office/drawing/2016/5/11/chartex" xmlns:cx6="http://schemas.microsoft.com/office/drawing/2016/5/12/chartex" xmlns:cx7="http://schemas.microsoft.com/office/drawing/2016/5/13/chartex" xmlns:cx8="http://schemas.microsoft.com/office/drawing/2016/5/14/chartex" xmlns:mc="http://schemas.openxmlformats.org/markup-compatibility/2006" xmlns:aink="http://schemas.microsoft.com/office/drawing/2016/ink" xmlns:am3d="http://schemas.microsoft.com/office/drawing/2017/model3d" xmlns:o="urn:schemas-microsoft-com:office:office" xmlns:oel="http://schemas.microsoft.com/office/2019/extlst" xmlns:r="http://schemas.openxmlformats.org/officeDocument/2006/relationships" xmlns:m="http://schemas.openxmlformats.org/officeDocument/2006/math" xmlns:v="urn:schemas-microsoft-com:vml" xmlns:wp14="http://schemas.microsoft.com/office/word/2010/wordprocessingDrawing" xmlns:wp="http://schemas.openxmlformats.org/drawingml/2006/wordprocessingDrawing" xmlns:w10="urn:schemas-microsoft-com:office:word" xmlns:w="http://schemas.openxmlformats.org/wordprocessingml/2006/main" xmlns:w14="http://schemas.microsoft.com/office/word/2010/wordml" xmlns:w15="http://schemas.microsoft.com/office/word/2012/wordml" xmlns:w16cex="http://schemas.microsoft.com/office/word/2018/wordml/cex" xmlns:w16cid="http://schemas.microsoft.com/office/word/2016/wordml/cid" xmlns:w16="http://schemas.microsoft.com/office/word/2018/wordml" xmlns:w16du="http://schemas.microsoft.com/office/word/2023/wordml/word16du" xmlns:w16sdtdh="http://schemas.microsoft.com/office/word/2020/wordml/sdtdatahash" xmlns:w16sdtfl="http://schemas.microsoft.com/office/word/2024/wordml/sdtformatlock" xmlns:w16se="http://schemas.microsoft.com/office/word/2015/wordml/symex" xmlns:wpg="http://schemas.microsoft.com/office/word/2010/wordprocessingGroup" xmlns:wpi="http://schemas.microsoft.com/office/word/2010/wordprocessingInk" xmlns:wne="http://schemas.microsoft.com/office/word/2006/wordml" xmlns:wps="http://schemas.microsoft.com/office/word/2010/wordprocessingShape" mc:Ignorable="w14 w15 w16se w16cid w16 w16cex w16sdtdh w16sdtfl w16du wp14">
   <w:body>
+    <w:p/>
+    <w:p/>
     <w:p>
-      <w:pPr>
-        <w:spacing w:line="240" w:lineRule="auto"/>
-        <w:rPr>
-          <w:b/>
-          <w:bCs/>
-          <w:noProof/>
-          <w:lang w:val="en-US"/>
-        </w:rPr>
-      </w:pPr>
       <w:r>
-        <w:rPr>
-          <w:b/>
-          <w:bCs/>
-          <w:noProof/>
-          <w:lang w:val="en-US"/>
-        </w:rPr>
-        <w:t>Customizable Liturgy Parts</w:t>
+        <w:t>By selecting Hierarchical Liturgy, the following classes are marked display or not</w:t>
       </w:r>
     </w:p>
     <w:p>
-      <w:pPr>
-        <w:spacing w:line="240" w:lineRule="auto"/>
-        <w:rPr>
-          <w:b/>
-          <w:bCs/>
-          <w:noProof/>
-          <w:lang w:val="en-US"/>
-        </w:rPr>
-      </w:pPr>
       <w:r>
-        <w:rPr>
-          <w:b/>
-          <w:bCs/>
-          <w:noProof/>
-          <w:lang w:val="en-US"/>
-        </w:rPr>
-        <w:t>Use client variables</w:t>
-      </w:r>
-      <w:r>
-        <w:rPr>
-          <w:b/>
-          <w:bCs/>
-          <w:noProof/>
-          <w:lang w:val="en-US"/>
-        </w:rPr>
-        <w:t xml:space="preserve"> (add ordinands)</w:t>
+        <w:t>_li_ display none</w:t>
       </w:r>
     </w:p>
     <w:p>
-      <w:pPr>
-        <w:spacing w:line="240" w:lineRule="auto"/>
-        <w:ind w:left="720"/>
-        <w:rPr>
-          <w:noProof/>
-          <w:lang w:val="en-US"/>
-        </w:rPr>
-      </w:pPr>
       <w:r>
-        <w:rPr>
-          <w:noProof/>
-          <w:lang w:val="en-US"/>
-        </w:rPr>
-        <w:t>cl.hier.pet06</w:t>
-      </w:r>
-      <w:r>
-        <w:rPr>
-          <w:noProof/>
-          <w:lang w:val="en-US"/>
-        </w:rPr>
-        <w:t>a</w:t>
-      </w:r>
-      <w:r>
-        <w:rPr>
-          <w:noProof/>
-          <w:lang w:val="en-US"/>
-        </w:rPr>
-        <w:t xml:space="preserve">.text </w:t>
-      </w:r>
-      <w:r>
-        <w:rPr>
-          <w:noProof/>
-          <w:lang w:val="en-US"/>
-        </w:rPr>
-        <w:t>+</w:t>
-      </w:r>
-      <w:r>
-        <w:rPr>
-          <w:noProof/>
-          <w:lang w:val="en-US"/>
-        </w:rPr>
-        <w:t xml:space="preserve"> </w:t>
-      </w:r>
-      <w:r>
-        <w:rPr>
-          <w:noProof/>
-          <w:lang w:val="en-US"/>
-        </w:rPr>
-        <w:t>cl</w:t>
-      </w:r>
-      <w:r>
-        <w:rPr>
-          <w:b/>
-          <w:bCs/>
-          <w:noProof/>
-          <w:lang w:val="en-US"/>
-        </w:rPr>
-        <w:t>.</w:t>
-      </w:r>
-      <w:r>
-        <w:rPr>
-          <w:noProof/>
-          <w:lang w:val="en-US"/>
-        </w:rPr>
-        <w:t>bishop1</w:t>
-      </w:r>
-      <w:r>
-        <w:rPr>
-          <w:b/>
-          <w:bCs/>
-          <w:noProof/>
-          <w:lang w:val="en-US"/>
-        </w:rPr>
-        <w:t>.</w:t>
-      </w:r>
-      <w:r>
-        <w:rPr>
-          <w:noProof/>
-          <w:lang w:val="en-US"/>
-        </w:rPr>
-        <w:t>rank</w:t>
-      </w:r>
-      <w:r>
-        <w:rPr>
-          <w:noProof/>
-          <w:lang w:val="en-US"/>
-        </w:rPr>
-        <w:t xml:space="preserve"> + </w:t>
-      </w:r>
-      <w:r>
-        <w:rPr>
-          <w:noProof/>
-          <w:lang w:val="en-US"/>
-        </w:rPr>
-        <w:t>cl</w:t>
-      </w:r>
-      <w:r>
-        <w:rPr>
-          <w:b/>
-          <w:bCs/>
-          <w:noProof/>
-          <w:lang w:val="en-US"/>
-        </w:rPr>
-        <w:t>.</w:t>
-      </w:r>
-      <w:r>
-        <w:rPr>
-          <w:noProof/>
-          <w:lang w:val="en-US"/>
-        </w:rPr>
-        <w:t>bishop1</w:t>
-      </w:r>
-      <w:r>
-        <w:rPr>
-          <w:b/>
-          <w:bCs/>
-          <w:noProof/>
-          <w:lang w:val="en-US"/>
-        </w:rPr>
-        <w:t>.</w:t>
-      </w:r>
-      <w:r>
-        <w:rPr>
-          <w:noProof/>
-          <w:lang w:val="en-US"/>
-        </w:rPr>
-        <w:t>name_c</w:t>
-      </w:r>
-      <w:r>
-        <w:rPr>
-          <w:noProof/>
-          <w:lang w:val="en-US"/>
-        </w:rPr>
-        <w:t xml:space="preserve"> + </w:t>
-      </w:r>
-      <w:r>
-        <w:rPr>
-          <w:noProof/>
-          <w:lang w:val="en-US"/>
-        </w:rPr>
-        <w:t>cl.hier.pet06</w:t>
-      </w:r>
-      <w:r>
-        <w:rPr>
-          <w:noProof/>
-          <w:lang w:val="en-US"/>
-        </w:rPr>
-        <w:t>b</w:t>
-      </w:r>
-      <w:r>
-        <w:rPr>
-          <w:noProof/>
-          <w:lang w:val="en-US"/>
-        </w:rPr>
-        <w:t>.text</w:t>
+        <w:t>_hli_ display</w:t>
       </w:r>
     </w:p>
-    <w:p>
-      <w:pPr>
-        <w:spacing w:line="240" w:lineRule="auto"/>
-        <w:ind w:left="720"/>
-        <w:rPr>
-          <w:noProof/>
-          <w:lang w:val="en-US"/>
-        </w:rPr>
-      </w:pPr>
-      <w:r>
-        <w:rPr>
-          <w:noProof/>
-          <w:lang w:val="en-US"/>
-        </w:rPr>
-        <w:t>cl.hier.fimi.text = "</w:t>
-      </w:r>
-      <w:r>
-        <w:rPr>
-          <w:noProof/>
-          <w:lang w:val="en-US"/>
-        </w:rPr>
-        <w:t>ποιμενάρχου</w:t>
-      </w:r>
-      <w:r>
-        <w:rPr>
-          <w:noProof/>
-          <w:lang w:val="en-US"/>
-        </w:rPr>
-        <w:t xml:space="preserve"> ,</w:t>
-      </w:r>
-      <w:r>
-        <w:rPr>
-          <w:noProof/>
-          <w:lang w:val="en-US"/>
-        </w:rPr>
-        <w:t>"</w:t>
-      </w:r>
-      <w:r>
-        <w:rPr>
-          <w:noProof/>
-          <w:lang w:val="en-US"/>
-        </w:rPr>
-        <w:t xml:space="preserve"> &gt; </w:t>
-      </w:r>
-      <w:r>
-        <w:rPr>
-          <w:noProof/>
-          <w:lang w:val="en-US"/>
-        </w:rPr>
-        <w:t>cl.bishop1.fimi.text</w:t>
-      </w:r>
-    </w:p>
-    <w:p>
-      <w:pPr>
-        <w:spacing w:line="240" w:lineRule="auto"/>
-        <w:ind w:left="720"/>
-        <w:rPr>
-          <w:noProof/>
-          <w:lang w:val="en-US"/>
-        </w:rPr>
-      </w:pPr>
-      <w:r>
-        <w:rPr>
-          <w:noProof/>
-          <w:lang w:val="en-US"/>
-        </w:rPr>
-        <w:t>cl.hier.away_fimi.text = " ἱεράρχου,</w:t>
-      </w:r>
-      <w:r>
-        <w:rPr>
-          <w:noProof/>
-          <w:lang w:val="en-US"/>
-        </w:rPr>
-        <w:t xml:space="preserve">” &gt; </w:t>
-      </w:r>
-    </w:p>
-    <w:p>
-      <w:pPr>
-        <w:spacing w:line="240" w:lineRule="auto"/>
-        <w:ind w:left="720"/>
-        <w:rPr>
-          <w:noProof/>
-          <w:lang w:val="en-US"/>
-        </w:rPr>
-      </w:pPr>
-      <w:r>
-        <w:rPr>
-          <w:noProof/>
-          <w:lang w:val="en-US"/>
-        </w:rPr>
-        <w:t xml:space="preserve">cl.hier.pet19.text </w:t>
-      </w:r>
-      <w:r>
-        <w:rPr>
-          <w:noProof/>
-          <w:lang w:val="en-US"/>
-        </w:rPr>
-        <w:t>&gt;</w:t>
-      </w:r>
-      <w:r>
-        <w:rPr>
-          <w:noProof/>
-          <w:lang w:val="en-US"/>
-        </w:rPr>
-        <w:t xml:space="preserve"> </w:t>
-      </w:r>
-      <w:r>
-        <w:rPr>
-          <w:noProof/>
-          <w:lang w:val="en-US"/>
-        </w:rPr>
-        <w:t>cl</w:t>
-      </w:r>
-      <w:r>
-        <w:rPr>
-          <w:b/>
-          <w:bCs/>
-          <w:noProof/>
-          <w:lang w:val="en-US"/>
-        </w:rPr>
-        <w:t>.</w:t>
-      </w:r>
-      <w:r>
-        <w:rPr>
-          <w:noProof/>
-          <w:lang w:val="en-US"/>
-        </w:rPr>
-        <w:t>bishop1</w:t>
-      </w:r>
-      <w:r>
-        <w:rPr>
-          <w:b/>
-          <w:bCs/>
-          <w:noProof/>
-          <w:lang w:val="en-US"/>
-        </w:rPr>
-        <w:t>.</w:t>
-      </w:r>
-      <w:r>
-        <w:rPr>
-          <w:noProof/>
-          <w:lang w:val="en-US"/>
-        </w:rPr>
-        <w:t>rank + cl</w:t>
-      </w:r>
-      <w:r>
-        <w:rPr>
-          <w:b/>
-          <w:bCs/>
-          <w:noProof/>
-          <w:lang w:val="en-US"/>
-        </w:rPr>
-        <w:t>.</w:t>
-      </w:r>
-      <w:r>
-        <w:rPr>
-          <w:noProof/>
-          <w:lang w:val="en-US"/>
-        </w:rPr>
-        <w:t>bishop1</w:t>
-      </w:r>
-      <w:r>
-        <w:rPr>
-          <w:b/>
-          <w:bCs/>
-          <w:noProof/>
-          <w:lang w:val="en-US"/>
-        </w:rPr>
-        <w:t>.</w:t>
-      </w:r>
-      <w:r>
-        <w:rPr>
-          <w:noProof/>
-          <w:lang w:val="en-US"/>
-        </w:rPr>
-        <w:t>name_</w:t>
-      </w:r>
-      <w:r>
-        <w:rPr>
-          <w:noProof/>
-          <w:lang w:val="en-US"/>
-        </w:rPr>
-        <w:t>p</w:t>
-      </w:r>
-    </w:p>
-    <w:p>
-      <w:pPr>
-        <w:spacing w:line="240" w:lineRule="auto"/>
-        <w:ind w:left="720"/>
-        <w:rPr>
-          <w:noProof/>
-          <w:lang w:val="en-US"/>
-        </w:rPr>
-      </w:pPr>
-      <w:r>
-        <w:rPr>
-          <w:noProof/>
-          <w:lang w:val="en-US"/>
-        </w:rPr>
-        <w:t xml:space="preserve">cl.hier.entrance.text </w:t>
-      </w:r>
-      <w:r>
-        <w:rPr>
-          <w:noProof/>
-          <w:lang w:val="en-US"/>
-        </w:rPr>
-        <w:t>&gt;</w:t>
-      </w:r>
-      <w:r>
-        <w:rPr>
-          <w:noProof/>
-          <w:lang w:val="en-US"/>
-        </w:rPr>
-        <w:t xml:space="preserve"> </w:t>
-      </w:r>
-      <w:r>
-        <w:rPr>
-          <w:noProof/>
-          <w:lang w:val="en-US"/>
-        </w:rPr>
-        <w:t xml:space="preserve">euLI.1112a.text  + </w:t>
-      </w:r>
-      <w:r>
-        <w:rPr>
-          <w:noProof/>
-          <w:lang w:val="en-US"/>
-        </w:rPr>
-        <w:t>cl</w:t>
-      </w:r>
-      <w:r>
-        <w:rPr>
-          <w:b/>
-          <w:bCs/>
-          <w:noProof/>
-          <w:lang w:val="en-US"/>
-        </w:rPr>
-        <w:t>.</w:t>
-      </w:r>
-      <w:r>
-        <w:rPr>
-          <w:noProof/>
-          <w:lang w:val="en-US"/>
-        </w:rPr>
-        <w:t>bishop1</w:t>
-      </w:r>
-      <w:r>
-        <w:rPr>
-          <w:b/>
-          <w:bCs/>
-          <w:noProof/>
-          <w:lang w:val="en-US"/>
-        </w:rPr>
-        <w:t>.</w:t>
-      </w:r>
-      <w:r>
-        <w:rPr>
-          <w:noProof/>
-          <w:lang w:val="en-US"/>
-        </w:rPr>
-        <w:t>name_c</w:t>
-      </w:r>
-      <w:r>
-        <w:rPr>
-          <w:noProof/>
-          <w:lang w:val="en-US"/>
-        </w:rPr>
-        <w:t xml:space="preserve"> + euLI.1112.b</w:t>
-      </w:r>
-    </w:p>
-    <w:p>
-      <w:pPr>
-        <w:spacing w:line="240" w:lineRule="auto"/>
-        <w:ind w:left="720"/>
-        <w:rPr>
-          <w:noProof/>
-          <w:lang w:val="en-US"/>
-        </w:rPr>
-      </w:pPr>
-      <w:r>
-        <w:rPr>
-          <w:noProof/>
-          <w:lang w:val="en-US"/>
-        </w:rPr>
-        <w:t xml:space="preserve">cl.hier.commemoration.text </w:t>
-      </w:r>
-      <w:r>
-        <w:rPr>
-          <w:noProof/>
-          <w:lang w:val="en-US"/>
-        </w:rPr>
-        <w:t>&gt;</w:t>
-      </w:r>
-      <w:r>
-        <w:rPr>
-          <w:noProof/>
-          <w:lang w:val="en-US"/>
-        </w:rPr>
-        <w:t xml:space="preserve"> </w:t>
-      </w:r>
-      <w:r>
-        <w:rPr>
-          <w:noProof/>
-          <w:lang w:val="en-US"/>
-        </w:rPr>
-        <w:t xml:space="preserve">euLI.1330a.text + </w:t>
-      </w:r>
-      <w:r>
-        <w:rPr>
-          <w:noProof/>
-          <w:lang w:val="en-US"/>
-        </w:rPr>
-        <w:t>cl</w:t>
-      </w:r>
-      <w:r>
-        <w:rPr>
-          <w:b/>
-          <w:bCs/>
-          <w:noProof/>
-          <w:lang w:val="en-US"/>
-        </w:rPr>
-        <w:t>.</w:t>
-      </w:r>
-      <w:r>
-        <w:rPr>
-          <w:noProof/>
-          <w:lang w:val="en-US"/>
-        </w:rPr>
-        <w:t>bishop1</w:t>
-      </w:r>
-      <w:r>
-        <w:rPr>
-          <w:b/>
-          <w:bCs/>
-          <w:noProof/>
-          <w:lang w:val="en-US"/>
-        </w:rPr>
-        <w:t>.</w:t>
-      </w:r>
-      <w:r>
-        <w:rPr>
-          <w:noProof/>
-          <w:lang w:val="en-US"/>
-        </w:rPr>
-        <w:t>name_c</w:t>
-      </w:r>
-      <w:r>
-        <w:rPr>
-          <w:noProof/>
-          <w:lang w:val="en-US"/>
-        </w:rPr>
-        <w:t xml:space="preserve"> = euLI.1330b.text</w:t>
-      </w:r>
-    </w:p>
-    <w:p>
-      <w:pPr>
-        <w:spacing w:line="240" w:lineRule="auto"/>
-        <w:ind w:left="720"/>
-        <w:rPr>
-          <w:noProof/>
-          <w:lang w:val="en-US"/>
-        </w:rPr>
-      </w:pPr>
-      <w:r>
-        <w:rPr>
-          <w:noProof/>
-          <w:lang w:val="en-US"/>
-        </w:rPr>
-        <w:t xml:space="preserve">cl.hier.con_ord_petition_name.text </w:t>
-      </w:r>
-      <w:r>
-        <w:rPr>
-          <w:noProof/>
-          <w:lang w:val="en-US"/>
-        </w:rPr>
-        <w:t>&gt;</w:t>
-      </w:r>
-      <w:r>
-        <w:rPr>
-          <w:noProof/>
-          <w:lang w:val="en-US"/>
-        </w:rPr>
-        <w:t xml:space="preserve"> </w:t>
-      </w:r>
-      <w:r>
-        <w:rPr>
-          <w:noProof/>
-          <w:lang w:val="en-US"/>
-        </w:rPr>
-        <w:t>pr</w:t>
-      </w:r>
-      <w:r>
-        <w:rPr>
-          <w:b/>
-          <w:bCs/>
-          <w:noProof/>
-          <w:lang w:val="en-US"/>
-        </w:rPr>
-        <w:t>.</w:t>
-      </w:r>
-      <w:r>
-        <w:rPr>
-          <w:noProof/>
-          <w:lang w:val="en-US"/>
-        </w:rPr>
-        <w:t>petOrdination01</w:t>
-      </w:r>
-      <w:r>
-        <w:rPr>
-          <w:noProof/>
-          <w:lang w:val="en-US"/>
-        </w:rPr>
-        <w:t>a</w:t>
-      </w:r>
-      <w:r>
-        <w:rPr>
-          <w:b/>
-          <w:bCs/>
-          <w:noProof/>
-          <w:lang w:val="en-US"/>
-        </w:rPr>
-        <w:t>.</w:t>
-      </w:r>
-      <w:r>
-        <w:rPr>
-          <w:noProof/>
-          <w:lang w:val="en-US"/>
-        </w:rPr>
-        <w:t>text</w:t>
-      </w:r>
-      <w:r>
-        <w:rPr>
-          <w:noProof/>
-          <w:lang w:val="en-US"/>
-        </w:rPr>
-        <w:t xml:space="preserve"> + </w:t>
-      </w:r>
-      <w:r>
-        <w:rPr>
-          <w:noProof/>
-          <w:lang w:val="en-US"/>
-        </w:rPr>
-        <w:t>cl</w:t>
-      </w:r>
-      <w:r>
-        <w:rPr>
-          <w:b/>
-          <w:bCs/>
-          <w:noProof/>
-          <w:lang w:val="en-US"/>
-        </w:rPr>
-        <w:t>.</w:t>
-      </w:r>
-      <w:r>
-        <w:rPr>
-          <w:noProof/>
-          <w:lang w:val="en-US"/>
-        </w:rPr>
-        <w:t>bishop1</w:t>
-      </w:r>
-      <w:r>
-        <w:rPr>
-          <w:b/>
-          <w:bCs/>
-          <w:noProof/>
-          <w:lang w:val="en-US"/>
-        </w:rPr>
-        <w:t>.</w:t>
-      </w:r>
-      <w:r>
-        <w:rPr>
-          <w:noProof/>
-          <w:lang w:val="en-US"/>
-        </w:rPr>
-        <w:t>name_c</w:t>
-      </w:r>
-      <w:r>
-        <w:rPr>
-          <w:noProof/>
-          <w:lang w:val="en-US"/>
-        </w:rPr>
-        <w:t xml:space="preserve"> </w:t>
-      </w:r>
-      <w:r>
-        <w:rPr>
-          <w:noProof/>
-          <w:lang w:val="en-US"/>
-        </w:rPr>
-        <w:t xml:space="preserve">+ </w:t>
-      </w:r>
-      <w:r>
-        <w:rPr>
-          <w:noProof/>
-          <w:lang w:val="en-US"/>
-        </w:rPr>
-        <w:t>pr</w:t>
-      </w:r>
-      <w:r>
-        <w:rPr>
-          <w:b/>
-          <w:bCs/>
-          <w:noProof/>
-          <w:lang w:val="en-US"/>
-        </w:rPr>
-        <w:t>.</w:t>
-      </w:r>
-      <w:r>
-        <w:rPr>
-          <w:noProof/>
-          <w:lang w:val="en-US"/>
-        </w:rPr>
-        <w:t>petOrdination01b</w:t>
-      </w:r>
-      <w:r>
-        <w:rPr>
-          <w:b/>
-          <w:bCs/>
-          <w:noProof/>
-          <w:lang w:val="en-US"/>
-        </w:rPr>
-        <w:t>.</w:t>
-      </w:r>
-      <w:r>
-        <w:rPr>
-          <w:noProof/>
-          <w:lang w:val="en-US"/>
-        </w:rPr>
-        <w:t>text</w:t>
-      </w:r>
-    </w:p>
-    <w:p>
-      <w:pPr>
-        <w:spacing w:line="240" w:lineRule="auto"/>
-        <w:ind w:left="720"/>
-        <w:rPr>
-          <w:noProof/>
-          <w:lang w:val="en-US"/>
-        </w:rPr>
-      </w:pPr>
-      <w:r>
-        <w:rPr>
-          <w:noProof/>
-          <w:lang w:val="en-US"/>
-        </w:rPr>
-        <w:t>cl</w:t>
-      </w:r>
-      <w:r>
-        <w:rPr>
-          <w:noProof/>
-          <w:lang w:val="en-US"/>
-        </w:rPr>
-        <w:t>.ordinand.deacon.acc.text = ""</w:t>
-      </w:r>
-    </w:p>
-    <w:p>
-      <w:pPr>
-        <w:spacing w:line="240" w:lineRule="auto"/>
-        <w:ind w:left="720"/>
-        <w:rPr>
-          <w:noProof/>
-          <w:lang w:val="en-US"/>
-        </w:rPr>
-      </w:pPr>
-      <w:r>
-        <w:rPr>
-          <w:noProof/>
-          <w:lang w:val="en-US"/>
-        </w:rPr>
-        <w:t>cl</w:t>
-      </w:r>
-      <w:r>
-        <w:rPr>
-          <w:noProof/>
-          <w:lang w:val="en-US"/>
-        </w:rPr>
-        <w:t>.ordinand.deacon.gen.text = ""</w:t>
-      </w:r>
-    </w:p>
-    <w:p>
-      <w:pPr>
-        <w:spacing w:line="240" w:lineRule="auto"/>
-        <w:ind w:left="720"/>
-        <w:rPr>
-          <w:noProof/>
-          <w:lang w:val="en-US"/>
-        </w:rPr>
-      </w:pPr>
-      <w:r>
-        <w:rPr>
-          <w:noProof/>
-          <w:lang w:val="en-US"/>
-        </w:rPr>
-        <w:t>cl</w:t>
-      </w:r>
-      <w:r>
-        <w:rPr>
-          <w:noProof/>
-          <w:lang w:val="en-US"/>
-        </w:rPr>
-        <w:t>.ordinand.priest.acc.text = ""</w:t>
-      </w:r>
-    </w:p>
-    <w:p>
-      <w:pPr>
-        <w:spacing w:line="240" w:lineRule="auto"/>
-        <w:ind w:left="720"/>
-        <w:rPr>
-          <w:noProof/>
-          <w:lang w:val="en-US"/>
-        </w:rPr>
-      </w:pPr>
-      <w:r>
-        <w:rPr>
-          <w:noProof/>
-          <w:lang w:val="en-US"/>
-        </w:rPr>
-        <w:t>cl</w:t>
-      </w:r>
-      <w:r>
-        <w:rPr>
-          <w:noProof/>
-          <w:lang w:val="en-US"/>
-        </w:rPr>
-        <w:t>.ordinand.priest.gen.text = ""</w:t>
-      </w:r>
-    </w:p>
-    <w:p>
-      <w:pPr>
-        <w:spacing w:line="240" w:lineRule="auto"/>
-        <w:rPr>
-          <w:b/>
-          <w:bCs/>
-          <w:noProof/>
-          <w:lang w:val="en-US"/>
-        </w:rPr>
-      </w:pPr>
-      <w:r>
-        <w:rPr>
-          <w:b/>
-          <w:bCs/>
-          <w:noProof/>
-          <w:lang w:val="en-US"/>
-        </w:rPr>
-        <w:t>Use double actors keys</w:t>
-      </w:r>
-      <w:r>
-        <w:rPr>
-          <w:b/>
-          <w:bCs/>
-          <w:noProof/>
-          <w:lang w:val="en-US"/>
-        </w:rPr>
-        <w:t xml:space="preserve"> where applicable</w:t>
-      </w:r>
-    </w:p>
-    <w:p>
-      <w:pPr>
-        <w:spacing w:line="240" w:lineRule="auto"/>
-        <w:ind w:left="720"/>
-        <w:rPr>
-          <w:noProof/>
-          <w:lang w:val="en-US"/>
-        </w:rPr>
-      </w:pPr>
-      <w:r>
-        <w:rPr>
-          <w:noProof/>
-          <w:lang w:val="en-US"/>
-        </w:rPr>
-        <w:t xml:space="preserve">sid ac.Deacon </w:t>
-      </w:r>
-      <w:r>
-        <w:rPr>
-          <w:noProof/>
-          <w:lang w:val="en-US"/>
-        </w:rPr>
-        <w:t>&gt;</w:t>
-      </w:r>
-      <w:r>
-        <w:rPr>
-          <w:noProof/>
-          <w:lang w:val="en-US"/>
-        </w:rPr>
-        <w:t xml:space="preserve"> ac.PriestOrDeacon, default</w:t>
-      </w:r>
-      <w:r>
-        <w:rPr>
-          <w:noProof/>
-          <w:lang w:val="en-US"/>
-        </w:rPr>
-        <w:t xml:space="preserve"> =</w:t>
-      </w:r>
-      <w:r>
-        <w:rPr>
-          <w:noProof/>
-          <w:lang w:val="en-US"/>
-        </w:rPr>
-        <w:t xml:space="preserve"> “Deacon”</w:t>
-      </w:r>
-    </w:p>
-    <w:p>
-      <w:pPr>
-        <w:spacing w:line="240" w:lineRule="auto"/>
-        <w:ind w:left="720"/>
-        <w:rPr>
-          <w:noProof/>
-          <w:lang w:val="en-US"/>
-        </w:rPr>
-      </w:pPr>
-      <w:r>
-        <w:rPr>
-          <w:noProof/>
-          <w:lang w:val="en-US"/>
-        </w:rPr>
-        <w:t>sid ac.</w:t>
-      </w:r>
-      <w:r>
-        <w:rPr>
-          <w:noProof/>
-          <w:lang w:val="en-US"/>
-        </w:rPr>
-        <w:t>IL.</w:t>
-      </w:r>
-      <w:r>
-        <w:rPr>
-          <w:noProof/>
-          <w:lang w:val="en-US"/>
-        </w:rPr>
-        <w:t xml:space="preserve">Deacon refs </w:t>
-      </w:r>
-      <w:r>
-        <w:rPr>
-          <w:noProof/>
-          <w:lang w:val="en-US"/>
-        </w:rPr>
-        <w:t>&gt;</w:t>
-      </w:r>
-      <w:r>
-        <w:rPr>
-          <w:noProof/>
-          <w:lang w:val="en-US"/>
-        </w:rPr>
-        <w:t xml:space="preserve"> ac.</w:t>
-      </w:r>
-      <w:r>
-        <w:rPr>
-          <w:noProof/>
-          <w:lang w:val="en-US"/>
-        </w:rPr>
-        <w:t>IL.</w:t>
-      </w:r>
-      <w:r>
-        <w:rPr>
-          <w:noProof/>
-          <w:lang w:val="en-US"/>
-        </w:rPr>
-        <w:t xml:space="preserve">PriestOrDeacon, default </w:t>
-      </w:r>
-      <w:r>
-        <w:rPr>
-          <w:noProof/>
-          <w:lang w:val="en-US"/>
-        </w:rPr>
-        <w:t>=</w:t>
-      </w:r>
-      <w:r>
-        <w:rPr>
-          <w:noProof/>
-          <w:lang w:val="en-US"/>
-        </w:rPr>
-        <w:t xml:space="preserve"> “Deacon”</w:t>
-      </w:r>
-    </w:p>
-    <w:p>
-      <w:pPr>
-        <w:spacing w:line="240" w:lineRule="auto"/>
-        <w:ind w:left="720"/>
-        <w:rPr>
-          <w:noProof/>
-          <w:lang w:val="en-US"/>
-        </w:rPr>
-      </w:pPr>
-    </w:p>
-    <w:p>
-      <w:pPr>
-        <w:spacing w:line="240" w:lineRule="auto"/>
-        <w:ind w:left="720"/>
-        <w:rPr>
-          <w:noProof/>
-          <w:lang w:val="en-US"/>
-        </w:rPr>
-      </w:pPr>
-      <w:r>
-        <w:rPr>
-          <w:noProof/>
-          <w:lang w:val="en-US"/>
-        </w:rPr>
-        <w:t>sid ac.</w:t>
-      </w:r>
-      <w:r>
-        <w:rPr>
-          <w:noProof/>
-          <w:lang w:val="en-US"/>
-        </w:rPr>
-        <w:t>Hierarch</w:t>
-      </w:r>
-      <w:r>
-        <w:rPr>
-          <w:noProof/>
-          <w:lang w:val="en-US"/>
-        </w:rPr>
-        <w:t xml:space="preserve"> </w:t>
-      </w:r>
-      <w:r>
-        <w:rPr>
-          <w:noProof/>
-          <w:lang w:val="en-US"/>
-        </w:rPr>
-        <w:t>&gt;</w:t>
-      </w:r>
-      <w:r>
-        <w:rPr>
-          <w:noProof/>
-          <w:lang w:val="en-US"/>
-        </w:rPr>
-        <w:t xml:space="preserve"> ac.</w:t>
-      </w:r>
-      <w:r>
-        <w:rPr>
-          <w:noProof/>
-          <w:lang w:val="en-US"/>
-        </w:rPr>
-        <w:t>HierarchOrPriest</w:t>
-      </w:r>
-      <w:r>
-        <w:rPr>
-          <w:noProof/>
-          <w:lang w:val="en-US"/>
-        </w:rPr>
-        <w:t xml:space="preserve">, default </w:t>
-      </w:r>
-      <w:r>
-        <w:rPr>
-          <w:noProof/>
-          <w:lang w:val="en-US"/>
-        </w:rPr>
-        <w:t>=</w:t>
-      </w:r>
-      <w:r>
-        <w:rPr>
-          <w:noProof/>
-          <w:lang w:val="en-US"/>
-        </w:rPr>
-        <w:t xml:space="preserve"> “</w:t>
-      </w:r>
-      <w:r>
-        <w:rPr>
-          <w:noProof/>
-          <w:lang w:val="en-US"/>
-        </w:rPr>
-        <w:t>Priest</w:t>
-      </w:r>
-      <w:r>
-        <w:rPr>
-          <w:noProof/>
-          <w:lang w:val="en-US"/>
-        </w:rPr>
-        <w:t>”</w:t>
-      </w:r>
-    </w:p>
-    <w:p>
-      <w:pPr>
-        <w:spacing w:line="240" w:lineRule="auto"/>
-        <w:ind w:left="720"/>
-        <w:rPr>
-          <w:noProof/>
-          <w:lang w:val="en-US"/>
-        </w:rPr>
-      </w:pPr>
-      <w:r>
-        <w:rPr>
-          <w:noProof/>
-          <w:lang w:val="en-US"/>
-        </w:rPr>
-        <w:t>sid ac.IL.</w:t>
-      </w:r>
-      <w:r>
-        <w:rPr>
-          <w:noProof/>
-          <w:lang w:val="en-US"/>
-        </w:rPr>
-        <w:t xml:space="preserve"> </w:t>
-      </w:r>
-      <w:r>
-        <w:rPr>
-          <w:noProof/>
-          <w:lang w:val="en-US"/>
-        </w:rPr>
-        <w:t xml:space="preserve">Hierarch </w:t>
-      </w:r>
-      <w:r>
-        <w:rPr>
-          <w:noProof/>
-          <w:lang w:val="en-US"/>
-        </w:rPr>
-        <w:t>&gt;</w:t>
-      </w:r>
-      <w:r>
-        <w:rPr>
-          <w:noProof/>
-          <w:lang w:val="en-US"/>
-        </w:rPr>
-        <w:t xml:space="preserve"> ac.IL.</w:t>
-      </w:r>
-      <w:r>
-        <w:rPr>
-          <w:noProof/>
-          <w:lang w:val="en-US"/>
-        </w:rPr>
-        <w:t xml:space="preserve"> </w:t>
-      </w:r>
-      <w:r>
-        <w:rPr>
-          <w:noProof/>
-          <w:lang w:val="en-US"/>
-        </w:rPr>
-        <w:t xml:space="preserve">HierarchOrPriest, default </w:t>
-      </w:r>
-      <w:r>
-        <w:rPr>
-          <w:noProof/>
-          <w:lang w:val="en-US"/>
-        </w:rPr>
-        <w:t>=</w:t>
-      </w:r>
-      <w:r>
-        <w:rPr>
-          <w:noProof/>
-          <w:lang w:val="en-US"/>
-        </w:rPr>
-        <w:t xml:space="preserve"> “</w:t>
-      </w:r>
-      <w:r>
-        <w:rPr>
-          <w:noProof/>
-          <w:lang w:val="en-US"/>
-        </w:rPr>
-        <w:t>Priest</w:t>
-      </w:r>
-      <w:r>
-        <w:rPr>
-          <w:noProof/>
-          <w:lang w:val="en-US"/>
-        </w:rPr>
-        <w:t>”</w:t>
-      </w:r>
-    </w:p>
-    <w:p>
-      <w:pPr>
-        <w:spacing w:line="240" w:lineRule="auto"/>
-        <w:rPr>
-          <w:noProof/>
-          <w:lang w:val="en-US"/>
-        </w:rPr>
-      </w:pPr>
-    </w:p>
-    <w:p>
-      <w:pPr>
-        <w:spacing w:line="240" w:lineRule="auto"/>
-        <w:rPr>
-          <w:b/>
-          <w:bCs/>
-          <w:noProof/>
-          <w:lang w:val="en-US"/>
-        </w:rPr>
-      </w:pPr>
-      <w:r>
-        <w:rPr>
-          <w:b/>
-          <w:bCs/>
-          <w:noProof/>
-          <w:lang w:val="en-US"/>
-        </w:rPr>
-        <w:t>Use hierarchs_gr_GR_cog</w:t>
-      </w:r>
-      <w:r>
-        <w:rPr>
-          <w:b/>
-          <w:bCs/>
-          <w:noProof/>
-          <w:lang w:val="en-US"/>
-        </w:rPr>
-        <w:t xml:space="preserve"> for fimis</w:t>
-      </w:r>
-    </w:p>
-    <w:p>
-      <w:pPr>
-        <w:spacing w:line="240" w:lineRule="auto"/>
-        <w:rPr>
-          <w:b/>
-          <w:bCs/>
-          <w:noProof/>
-          <w:lang w:val="en-US"/>
-        </w:rPr>
-      </w:pPr>
-      <w:r>
-        <w:rPr>
-          <w:b/>
-          <w:bCs/>
-          <w:noProof/>
-          <w:lang w:val="en-US"/>
-        </w:rPr>
-        <w:t>Use method from MA2</w:t>
-      </w:r>
-    </w:p>
-    <w:p>
-      <w:pPr>
-        <w:spacing w:line="240" w:lineRule="auto"/>
-        <w:ind w:left="720"/>
-        <w:rPr>
-          <w:noProof/>
-          <w:lang w:val="en-US"/>
-        </w:rPr>
-      </w:pPr>
-      <w:r>
-        <w:rPr>
-          <w:noProof/>
-          <w:lang w:val="en-US"/>
-        </w:rPr>
-        <w:t xml:space="preserve">replace: </w:t>
-      </w:r>
-      <w:r>
-        <w:rPr>
-          <w:noProof/>
-          <w:lang w:val="en-US"/>
-        </w:rPr>
-        <w:t>Holy God</w:t>
-      </w:r>
-    </w:p>
-    <w:p>
-      <w:pPr>
-        <w:spacing w:line="240" w:lineRule="auto"/>
-        <w:ind w:left="720"/>
-        <w:rPr>
-          <w:noProof/>
-          <w:lang w:val="en-US"/>
-        </w:rPr>
-      </w:pPr>
-      <w:r>
-        <w:rPr>
-          <w:noProof/>
-          <w:lang w:val="en-US"/>
-        </w:rPr>
-        <w:t xml:space="preserve">show/hide: </w:t>
-      </w:r>
-      <w:r>
-        <w:rPr>
-          <w:noProof/>
-          <w:lang w:val="en-US"/>
-        </w:rPr>
-        <w:t>Fimi</w:t>
-      </w:r>
-      <w:r>
-        <w:rPr>
-          <w:noProof/>
-          <w:lang w:val="en-US"/>
-        </w:rPr>
-        <w:t xml:space="preserve"> </w:t>
-      </w:r>
-    </w:p>
-    <w:p>
-      <w:pPr>
-        <w:spacing w:line="240" w:lineRule="auto"/>
-        <w:ind w:left="720"/>
-        <w:rPr>
-          <w:noProof/>
-          <w:lang w:val="en-US"/>
-        </w:rPr>
-      </w:pPr>
-      <w:r>
-        <w:rPr>
-          <w:noProof/>
-          <w:lang w:val="en-US"/>
-        </w:rPr>
-        <w:t xml:space="preserve">insert: </w:t>
-      </w:r>
-      <w:r>
-        <w:rPr>
-          <w:noProof/>
-          <w:lang w:val="en-US"/>
-        </w:rPr>
-        <w:t>Great Entrance</w:t>
-      </w:r>
-    </w:p>
-    <w:p>
-      <w:pPr>
-        <w:spacing w:line="240" w:lineRule="auto"/>
-        <w:ind w:left="720"/>
-        <w:rPr>
-          <w:noProof/>
-          <w:lang w:val="en-US"/>
-        </w:rPr>
-      </w:pPr>
-      <w:r>
-        <w:rPr>
-          <w:noProof/>
-          <w:lang w:val="en-US"/>
-        </w:rPr>
-        <w:t xml:space="preserve">insert: </w:t>
-      </w:r>
-      <w:r>
-        <w:rPr>
-          <w:noProof/>
-          <w:lang w:val="en-US"/>
-        </w:rPr>
-        <w:t>commemorations after consecration</w:t>
-      </w:r>
-    </w:p>
-    <w:p>
-      <w:pPr>
-        <w:spacing w:line="240" w:lineRule="auto"/>
-        <w:ind w:left="720"/>
-        <w:rPr>
-          <w:noProof/>
-          <w:lang w:val="en-US"/>
-        </w:rPr>
-      </w:pPr>
-      <w:r>
-        <w:rPr>
-          <w:noProof/>
-          <w:lang w:val="en-US"/>
-        </w:rPr>
-        <w:t xml:space="preserve">replace: </w:t>
-      </w:r>
-      <w:r>
-        <w:rPr>
-          <w:noProof/>
-          <w:lang w:val="en-US"/>
-        </w:rPr>
-        <w:t>Communion of clergy</w:t>
-      </w:r>
-    </w:p>
-    <w:p>
-      <w:pPr>
-        <w:spacing w:line="240" w:lineRule="auto"/>
-        <w:ind w:left="720"/>
-        <w:rPr>
-          <w:noProof/>
-          <w:lang w:val="en-US"/>
-        </w:rPr>
-      </w:pPr>
-      <w:r>
-        <w:rPr>
-          <w:noProof/>
-          <w:lang w:val="en-US"/>
-        </w:rPr>
-        <w:lastRenderedPageBreak/>
-        <w:t>switch: hymn for celebrant</w:t>
-      </w:r>
-    </w:p>
-    <w:p>
-      <w:pPr>
-        <w:spacing w:line="240" w:lineRule="auto"/>
-        <w:ind w:left="720"/>
-        <w:rPr>
-          <w:noProof/>
-          <w:lang w:val="en-US"/>
-        </w:rPr>
-      </w:pPr>
-      <w:r>
-        <w:rPr>
-          <w:noProof/>
-          <w:lang w:val="en-US"/>
-        </w:rPr>
-        <w:t xml:space="preserve"> </w:t>
-      </w:r>
-    </w:p>
-    <w:p>
-      <w:pPr>
-        <w:spacing w:line="240" w:lineRule="auto"/>
-        <w:ind w:left="720"/>
-        <w:rPr>
-          <w:noProof/>
-          <w:lang w:val="en-US"/>
-        </w:rPr>
-      </w:pPr>
-    </w:p>
-    <w:p>
-      <w:pPr>
-        <w:spacing w:line="240" w:lineRule="auto"/>
-        <w:rPr>
-          <w:noProof/>
-          <w:lang w:val="en-US"/>
-        </w:rPr>
-      </w:pPr>
-    </w:p>
-    <w:p>
-      <w:pPr>
-        <w:spacing w:line="240" w:lineRule="auto"/>
-        <w:rPr>
-          <w:noProof/>
-          <w:lang w:val="en-US"/>
-        </w:rPr>
-      </w:pPr>
-    </w:p>
+    <w:p/>
     <w:sectPr>
       <w:pgSz w:w="12240" w:h="15840"/>
       <w:pgMar w:top="1440" w:right="1440" w:bottom="1440" w:left="1440" w:header="720" w:footer="720" w:gutter="0"/>
